--- a/briefs/aipulse20260624.docx
+++ b/briefs/aipulse20260624.docx
@@ -877,6 +877,7 @@
       <w:r>
         <w:rPr>
           <w:b/>
+          <w:color w:val="0F766E"/>
         </w:rPr>
         <w:t>"Smart routing" hardened into consensus:</w:t>
       </w:r>
@@ -955,6 +956,7 @@
       <w:r>
         <w:rPr>
           <w:b/>
+          <w:color w:val="0F766E"/>
         </w:rPr>
         <w:t>Finance-tangential, worth your eye:</w:t>
       </w:r>
@@ -994,7 +996,14 @@
     </w:p>
     <w:p>
       <w:r>
-        <w:t xml:space="preserve">What it was about: Ramaswamy made a striking admission for a data-infrastructure CEO — his biggest competitive threat isn't AWS or Microsoft, it's the </w:t>
+        <w:rPr>
+          <w:b/>
+          <w:color w:val="0F766E"/>
+        </w:rPr>
+        <w:t>What it was about:</w:t>
+      </w:r>
+      <w:r>
+        <w:t xml:space="preserve"> Ramaswamy made a striking admission for a data-infrastructure CEO — his biggest competitive threat isn't AWS or Microsoft, it's the </w:t>
       </w:r>
       <w:r>
         <w:rPr>
@@ -1003,12 +1012,28 @@
         <w:t>model companies and coding agents</w:t>
       </w:r>
       <w:r>
-        <w:t xml:space="preserve"> (Anthropic and peers). His logic: coding agents are becoming "the front door to computing" and represent the "industrialization of software," collapsing the craft-and-margin economics software has run on for decades. He gave concrete diffusion signals: AI is demolishing the old data-cleanup barrier, so a pipeline change that took a programmer a week now runs from an English-language "skill" in minutes, and agent-driven migrations of legacy systems drop from quarters or years to days. He frames the modern AI software engineer as "managing a team of agents" and pushes "spec-driven development" — write an English spec, let agents handle code, test, and deploy.</w:t>
+        <w:t xml:space="preserve"> (Anthropic and peers). His logic: coding agents are becoming "the front door to computing" — the first place people go to get software built, the way the web browser once became everyone's entry point to the internet. He calls this the "industrialization of software": software shifting from hand-crafted work made by scarce, expensive engineers toward something closer to mass production. Why that's a threat in plain terms: software has been such a high-margin business precisely </w:t>
+      </w:r>
+      <w:r>
+        <w:rPr>
+          <w:i/>
+        </w:rPr>
+        <w:t>because</w:t>
+      </w:r>
+      <w:r>
+        <w:t xml:space="preserve"> good engineers are scarce and their work is hard, so companies can charge far more than it costs to produce; if agents can churn out that work cheaply, the scarcity — and the fat margins built on it — erodes. He gave concrete signs of how fast it's moving. A change to a company's data "pipeline" (the automated plumbing that moves and reshapes data behind the scenes) that used to take a programmer a week can now be done in minutes by describing it in plain English. And a "legacy migration" — rewriting a company's old, creaky software onto modern systems, historically a multi-year project — can drop to days when AI agents do the grunt work. He frames the modern engineer's job as "managing a team of agents" rather than writing code by hand, and pushes "spec-driven development": you write a plain-English spec of what you want, and the agents handle the coding, testing, and shipping.</w:t>
       </w:r>
     </w:p>
     <w:p>
       <w:r>
-        <w:t xml:space="preserve">Why it matters: two things land for you. First, his pricing argument is a real operator insight — Snowflake's consumption model (pay per use, not per seat) is genuinely better aligned to bursty agent workloads than seat-based SaaS, which is a tell about how AI breaks the SaaS pricing playbook. Second, his aside that GDPR is a net negative for European startups because compliance cost entrenches incumbents is the kind of regulation-as-moat point that matters when you're sizing up where to build. </w:t>
+        <w:rPr>
+          <w:b/>
+          <w:color w:val="0F766E"/>
+        </w:rPr>
+        <w:t>Why it matters:</w:t>
+      </w:r>
+      <w:r>
+        <w:t xml:space="preserve"> two things land for you. First, his pricing argument is a real operator insight — Snowflake's consumption model (pay per use, not per seat) is genuinely better aligned to bursty agent workloads than seat-based SaaS, which is a tell about how AI breaks the SaaS pricing playbook. Second, his aside that GDPR is a net negative for European startups because compliance cost entrenches incumbents is the kind of regulation-as-moat point that matters when you're sizing up where to build. </w:t>
       </w:r>
       <w:hyperlink r:id="rId27">
         <w:r>
@@ -1030,12 +1055,26 @@
     </w:p>
     <w:p>
       <w:r>
-        <w:t>What it was about: Tan flagged a demand shift hiding inside the agent boom — as workloads move from training to inference and agents, the CPU-to-GPU ratio shifts from ~1:8 back toward ~1:4, because orchestrating many agents and running RL workloads leans on CPUs. That's a direct tailwind for Intel's core business. He named the real bottlenecks beyond power: helium and, acutely, memory, where the shortage will take years of fab build-out to clear, plus advanced packaging. As classic Moore's-law scaling runs out, he's pushing into new materials (gallium nitride, silicon carbide, glass substrates, even synthetic diamond as a heat insulator).</w:t>
+        <w:rPr>
+          <w:b/>
+          <w:color w:val="0F766E"/>
+        </w:rPr>
+        <w:t>What it was about:</w:t>
+      </w:r>
+      <w:r>
+        <w:t xml:space="preserve"> Tan flagged a demand shift hiding inside the agent boom — as workloads move from training to inference and agents, the CPU-to-GPU ratio shifts from ~1:8 back toward ~1:4, because orchestrating many agents and running RL workloads leans on CPUs. That's a direct tailwind for Intel's core business. He named the real bottlenecks beyond power: helium and, acutely, memory, where the shortage will take years of fab build-out to clear, plus advanced packaging. As classic Moore's-law scaling runs out, he's pushing into new materials (gallium nitride, silicon carbide, glass substrates, even synthetic diamond as a heat insulator).</w:t>
       </w:r>
     </w:p>
     <w:p>
       <w:r>
-        <w:t xml:space="preserve">Why it matters: the finance angle is rich — the US government is now a major Intel shareholder (he analogizes to Taiwan and TSMC), Nvidia's $5B stake is already worth ~$25B, and there's a "Terafab" collaboration with Elon Musk. His investing framework is worth stealing: find the bottleneck, lock in a hyperscaler as first customer, and assume "9 of 10 companies change their plan halfway." </w:t>
+        <w:rPr>
+          <w:b/>
+          <w:color w:val="0F766E"/>
+        </w:rPr>
+        <w:t>Why it matters:</w:t>
+      </w:r>
+      <w:r>
+        <w:t xml:space="preserve"> the finance angle is rich — the US government is now a major Intel shareholder (he analogizes to Taiwan and TSMC), Nvidia's $5B stake is already worth ~$25B, and there's a "Terafab" collaboration with Elon Musk. His investing framework is worth stealing: find the bottleneck, lock in a hyperscaler as first customer, and assume "9 of 10 companies change their plan halfway." </w:t>
       </w:r>
       <w:hyperlink r:id="rId28">
         <w:r>
@@ -1057,12 +1096,26 @@
     </w:p>
     <w:p>
       <w:r>
-        <w:t>What it was about: Clark says Anthropic engineers now write roughly 8x the code they did a few years ago, and some colleagues "don't program at all anymore" — they direct fleets of Claude Code agents. McCrory's headline estimate: AI could lift US labor-productivity growth by ~1.8 percentage points a year for a decade (a rough doubling of recent run-rates), even though it barely shows in the macro data yet because diffusion lags capability.</w:t>
+        <w:rPr>
+          <w:b/>
+          <w:color w:val="0F766E"/>
+        </w:rPr>
+        <w:t>What it was about:</w:t>
+      </w:r>
+      <w:r>
+        <w:t xml:space="preserve"> Clark says Anthropic engineers now write roughly 8x the code they did a few years ago, and some colleagues "don't program at all anymore" — they direct fleets of Claude Code agents. McCrory's headline estimate: AI could lift US labor-productivity growth by ~1.8 percentage points a year for a decade (a rough doubling of recent run-rates), even though it barely shows in the macro data yet because diffusion lags capability.</w:t>
       </w:r>
     </w:p>
     <w:p>
       <w:r>
-        <w:t xml:space="preserve">Why it matters: Clark's reframe is the keeper — "don't think you're buying a technology, think you're employing thousands of people with the access of a chief of staff to the CEO." And his read on hiring is directly relevant to how you'd staff a company: it's going barbell, more senior people (experience compounds with AI) plus AI-native juniors, with the middle squeezed. </w:t>
+        <w:rPr>
+          <w:b/>
+          <w:color w:val="0F766E"/>
+        </w:rPr>
+        <w:t>Why it matters:</w:t>
+      </w:r>
+      <w:r>
+        <w:t xml:space="preserve"> Clark's reframe is the keeper — "don't think you're buying a technology, think you're employing thousands of people with the access of a chief of staff to the CEO." And his read on hiring is directly relevant to how you'd staff a company: it's going barbell, more senior people (experience compounds with AI) plus AI-native juniors, with the middle squeezed. </w:t>
       </w:r>
       <w:hyperlink r:id="rId29">
         <w:r>
@@ -1084,7 +1137,14 @@
     </w:p>
     <w:p>
       <w:r>
-        <w:t xml:space="preserve">What it was about: Grantham's clearest bubble signal, which has flashed only four times since 1925 ('29, '72, '00, '21), is when last year's high-flyers start falling while the broad market still rises. His structural AI argument is the one to sit with: the Magnificent 7 used to be seven clean monopolies in seven separate niches; now all seven are pouring capex into the </w:t>
+        <w:rPr>
+          <w:b/>
+          <w:color w:val="0F766E"/>
+        </w:rPr>
+        <w:t>What it was about:</w:t>
+      </w:r>
+      <w:r>
+        <w:t xml:space="preserve"> Grantham's clearest bubble signal, which has flashed only four times since 1925 ('29, '72, '00, '21), is when last year's high-flyers start falling while the broad market still rises. His structural AI argument is the one to sit with: the Magnificent 7 used to be seven clean monopolies in seven separate niches; now all seven are pouring capex into the </w:t>
       </w:r>
       <w:r>
         <w:rPr>
@@ -1098,7 +1158,14 @@
     </w:p>
     <w:p>
       <w:r>
-        <w:t xml:space="preserve">Why it matters: he ranks AI a genuine bubble on the scale of railroads (bigger than the internet) and likens SpaceX (~$2.7T on ~$20B of sales) to the South Sea Bubble — while honestly conceding Nvidia's and Microsoft's actual revenue growth is unlike 1999. It's the most credible counterweight to the bull case, and the "dogfight of seven ditches" framing is a sharp lens for watching megacap capex. </w:t>
+        <w:rPr>
+          <w:b/>
+          <w:color w:val="0F766E"/>
+        </w:rPr>
+        <w:t>Why it matters:</w:t>
+      </w:r>
+      <w:r>
+        <w:t xml:space="preserve"> he ranks AI a genuine bubble on the scale of railroads (bigger than the internet) and likens SpaceX (~$2.7T on ~$20B of sales) to the South Sea Bubble — while honestly conceding Nvidia's and Microsoft's actual revenue growth is unlike 1999. It's the most credible counterweight to the bull case, and the "dogfight of seven ditches" framing is a sharp lens for watching megacap capex. </w:t>
       </w:r>
       <w:hyperlink r:id="rId30">
         <w:r>
@@ -1120,12 +1187,26 @@
     </w:p>
     <w:p>
       <w:r>
-        <w:t>What it was about: China's labs open-sourced to win Western developer trust, then monetize through paid managed inference; she pegs Minimax and Z.ai near $1–1.2B revenue run-rates despite valuations a fraction of US peers. The nugget: US AI-native firms (she names Harvey and Cursor) run hybrid stacks — bulk work on cheap GLM/Kimi, an Opus-class model kept as the "judge" — and Chinese labs deliberately wait out data-provider exclusivity windows to buy the same training data at ~1/10th the price months later.</w:t>
+        <w:rPr>
+          <w:b/>
+          <w:color w:val="0F766E"/>
+        </w:rPr>
+        <w:t>What it was about:</w:t>
+      </w:r>
+      <w:r>
+        <w:t xml:space="preserve"> China's labs open-sourced to win Western developer trust, then monetize through paid managed inference; she pegs Minimax and Z.ai near $1–1.2B revenue run-rates despite valuations a fraction of US peers. The nugget: US AI-native firms (she names Harvey and Cursor) run hybrid stacks — bulk work on cheap GLM/Kimi, an Opus-class model kept as the "judge" — and Chinese labs deliberately wait out data-provider exclusivity windows to buy the same training data at ~1/10th the price months later.</w:t>
       </w:r>
     </w:p>
     <w:p>
       <w:r>
-        <w:t xml:space="preserve">Why it matters: it explains why the gap holds at a steady 6–12 months rather than closing or widening, and why "route bulk work to a cheap open model, reserve the frontier model for the hard part" is becoming the default enterprise stack. </w:t>
+        <w:rPr>
+          <w:b/>
+          <w:color w:val="0F766E"/>
+        </w:rPr>
+        <w:t>Why it matters:</w:t>
+      </w:r>
+      <w:r>
+        <w:t xml:space="preserve"> it explains why the gap holds at a steady 6–12 months rather than closing or widening, and why "route bulk work to a cheap open model, reserve the frontier model for the hard part" is becoming the default enterprise stack. </w:t>
       </w:r>
       <w:hyperlink r:id="rId31">
         <w:r>
@@ -1147,12 +1228,26 @@
     </w:p>
     <w:p>
       <w:r>
-        <w:t>What it was about: Daniel Kokotajlo ("AI 2027") puts ~50% odds on AI doing its own R&amp;D by late 2028; Arun Kapoor argues the bottleneck isn't compute but real-world reliability — as tasks get longer, hallucination rates stay flat and cap what's usable, and unlike software, law and medicine have no instant verifier to check the work. Dwarkesh Patel added the operator gut-check: despite most of his daily work running through AI, he still can't automate hour-long tasks like sponsor negotiations — "we all have jobs; that wouldn't happen in a world with AGI."</w:t>
+        <w:rPr>
+          <w:b/>
+          <w:color w:val="0F766E"/>
+        </w:rPr>
+        <w:t>What it was about:</w:t>
+      </w:r>
+      <w:r>
+        <w:t xml:space="preserve"> Daniel Kokotajlo ("AI 2027") puts ~50% odds on AI doing its own R&amp;D by late 2028; Arun Kapoor argues the bottleneck isn't compute but real-world reliability — as tasks get longer, hallucination rates stay flat and cap what's usable, and unlike software, law and medicine have no instant verifier to check the work. Dwarkesh Patel added the operator gut-check: despite most of his daily work running through AI, he still can't automate hour-long tasks like sponsor negotiations — "we all have jobs; that wouldn't happen in a world with AGI."</w:t>
       </w:r>
     </w:p>
     <w:p>
       <w:r>
-        <w:t xml:space="preserve">Why it matters: it's the cleanest framing of the bubble-vs-breakthrough fork, and the "no instant verifier in law" point is exactly why professional-services AI is harder than coding AI — useful when you're judging which AI businesses are real. </w:t>
+        <w:rPr>
+          <w:b/>
+          <w:color w:val="0F766E"/>
+        </w:rPr>
+        <w:t>Why it matters:</w:t>
+      </w:r>
+      <w:r>
+        <w:t xml:space="preserve"> it's the cleanest framing of the bubble-vs-breakthrough fork, and the "no instant verifier in law" point is exactly why professional-services AI is harder than coding AI — useful when you're judging which AI businesses are real. </w:t>
       </w:r>
       <w:hyperlink r:id="rId32">
         <w:r>
@@ -1174,12 +1269,26 @@
     </w:p>
     <w:p>
       <w:r>
-        <w:t>What it was about: old media meant scarce channels and a corporate brand built on defense ("the one rule of old media is don't be interesting"); new media means unlimited channels and a brand built on a person, played on offense. The cheat code: don't pitch your company inside-out, find the most interesting thing happening in the world and attach your company to it (their examples: Karp/Palantir, Petersen/Flexport narrating the global supply chain).</w:t>
+        <w:rPr>
+          <w:b/>
+          <w:color w:val="0F766E"/>
+        </w:rPr>
+        <w:t>What it was about:</w:t>
+      </w:r>
+      <w:r>
+        <w:t xml:space="preserve"> old media meant scarce channels and a corporate brand built on defense ("the one rule of old media is don't be interesting"); new media means unlimited channels and a brand built on a person, played on offense. The cheat code: don't pitch your company inside-out, find the most interesting thing happening in the world and attach your company to it (their examples: Karp/Palantir, Petersen/Flexport narrating the global supply chain).</w:t>
       </w:r>
     </w:p>
     <w:p>
       <w:r>
-        <w:t xml:space="preserve">Why it matters: it's directly useful for you as a future operator who'll have to build a public narrative — and "you want people to hate you and love you, never lukewarm" is a sharper articulation of brand-building than most VC content. </w:t>
+        <w:rPr>
+          <w:b/>
+          <w:color w:val="0F766E"/>
+        </w:rPr>
+        <w:t>Why it matters:</w:t>
+      </w:r>
+      <w:r>
+        <w:t xml:space="preserve"> it's directly useful for you as a future operator who'll have to build a public narrative — and "you want people to hate you and love you, never lukewarm" is a sharper articulation of brand-building than most VC content. </w:t>
       </w:r>
       <w:hyperlink r:id="rId33">
         <w:r>
@@ -1201,7 +1310,14 @@
     </w:p>
     <w:p>
       <w:r>
-        <w:t xml:space="preserve">What it was about: AI progress is driven by </w:t>
+        <w:rPr>
+          <w:b/>
+          <w:color w:val="0F766E"/>
+        </w:rPr>
+        <w:t>What it was about:</w:t>
+      </w:r>
+      <w:r>
+        <w:t xml:space="preserve"> AI progress is driven by </w:t>
       </w:r>
       <w:r>
         <w:rPr>
@@ -1215,7 +1331,14 @@
     </w:p>
     <w:p>
       <w:r>
-        <w:t xml:space="preserve">Why it matters: the investing punchline is the keeper — open models catch up fast precisely because data distills easily out of public APIs, whereas if secret architecture tricks were the moat, catching up would be far harder. It's the mechanism behind the GLM story above. </w:t>
+        <w:rPr>
+          <w:b/>
+          <w:color w:val="0F766E"/>
+        </w:rPr>
+        <w:t>Why it matters:</w:t>
+      </w:r>
+      <w:r>
+        <w:t xml:space="preserve"> the investing punchline is the keeper — open models catch up fast precisely because data distills easily out of public APIs, whereas if secret architecture tricks were the moat, catching up would be far harder. It's the mechanism behind the GLM story above. </w:t>
       </w:r>
       <w:hyperlink r:id="rId34">
         <w:r>
@@ -1229,13 +1352,39 @@
     </w:p>
     <w:p>
       <w:r>
+        <w:t>Now the Substacks, each given the same treatment as the shows above.</w:t>
+      </w:r>
+    </w:p>
+    <w:p>
+      <w:r>
         <w:rPr>
           <w:b/>
         </w:rPr>
-        <w:t>From the Substacks:</w:t>
+        <w:t>Interconnects (Nathan Lambert) — the open-model scene.</w:t>
+      </w:r>
+    </w:p>
+    <w:p>
+      <w:r>
+        <w:rPr>
+          <w:b/>
+          <w:color w:val="0F766E"/>
+        </w:rPr>
+        <w:t>What it was about:</w:t>
       </w:r>
       <w:r>
-        <w:t xml:space="preserve"> Nathan Lambert (Interconnects) called GLM 5.2 "the step change for open agents" and, with Kevin Xu, argued "Banning Open Source AI Would Be a Mistake" — restrictions would suppress US innovation while pushing the world toward Chinese models (</w:t>
+        <w:t xml:space="preserve"> Lambert called GLM 5.2 "the step change for open agents," the first open-weight model that "feels right in coding harnesses as a general agent," and pegged it ~6.8 months behind Anthropic's Opus 4.5 — close enough to put real pricing pressure on Anthropic. In a companion op-ed with Kevin Xu, "Banning Open Source AI Would Be a Mistake," he argued US restrictions on open models would suppress American innovation while pushing the world toward Chinese ones.</w:t>
+      </w:r>
+    </w:p>
+    <w:p>
+      <w:r>
+        <w:rPr>
+          <w:b/>
+          <w:color w:val="0F766E"/>
+        </w:rPr>
+        <w:t>Why it matters:</w:t>
+      </w:r>
+      <w:r>
+        <w:t xml:space="preserve"> it's the sharpest articulation of the week's biggest structural shift, and the pointed irony — GLM rivals the exact Fable 5 capability the US just banned, yet is freely downloadable — is the kind of contradiction that drives the policy fights you'll want to track. </w:t>
       </w:r>
       <w:hyperlink r:id="rId35">
         <w:r>
@@ -1246,8 +1395,37 @@
           <w:t xml:space="preserve">interconnects.ai</w:t>
         </w:r>
       </w:hyperlink>
+    </w:p>
+    <w:p>
       <w:r>
-        <w:t>). Ben Thompson (Stratechery) tied the DRAM/NAND oligopoly's loss of pricing power to Chinese memory makers and noted "Microsoft is very incentivized to use Chinese models" (</w:t>
+        <w:rPr>
+          <w:b/>
+        </w:rPr>
+        <w:t>Stratechery (Ben Thompson) — strategy and platform economics.</w:t>
+      </w:r>
+    </w:p>
+    <w:p>
+      <w:r>
+        <w:rPr>
+          <w:b/>
+          <w:color w:val="0F766E"/>
+        </w:rPr>
+        <w:t>What it was about:</w:t>
+      </w:r>
+      <w:r>
+        <w:t xml:space="preserve"> in "Memory Chips and China," Thompson argued the memory-chip oligopoly (Samsung, SK Hynix, Micron — the three firms that make the DRAM/NAND chips every device needs, and who have enjoyed cartel-like pricing power) "may come to regret opening the door to Chinese memory makers," and that "Microsoft is very incentivized to use Chinese models." In his weekly, he read Anthropic's "safety superpower" framing as looking self-serving from the outside even when sincerely meant.</w:t>
+      </w:r>
+    </w:p>
+    <w:p>
+      <w:r>
+        <w:rPr>
+          <w:b/>
+          <w:color w:val="0F766E"/>
+        </w:rPr>
+        <w:t>Why it matters:</w:t>
+      </w:r>
+      <w:r>
+        <w:t xml:space="preserve"> the memory point rhymes with Intel's Lip-Bu Tan naming memory as the acute bottleneck — two independent reads converging on the same supply-chain pressure is a signal worth weighting. (Body paywalled; summarized from the free sections.) </w:t>
       </w:r>
       <w:hyperlink r:id="rId36">
         <w:r>
@@ -1258,8 +1436,37 @@
           <w:t xml:space="preserve">stratechery.com</w:t>
         </w:r>
       </w:hyperlink>
+    </w:p>
+    <w:p>
       <w:r>
-        <w:t>). Jordan Schneider (ChinaTalk) called blaming China for the data-center backlash "cope," arguing the real driver is tech companies underpaying host communities (</w:t>
+        <w:rPr>
+          <w:b/>
+        </w:rPr>
+        <w:t>ChinaTalk (Jordan Schneider) — US-China AI and chips.</w:t>
+      </w:r>
+    </w:p>
+    <w:p>
+      <w:r>
+        <w:rPr>
+          <w:b/>
+          <w:color w:val="0F766E"/>
+        </w:rPr>
+        <w:t>What it was about:</w:t>
+      </w:r>
+      <w:r>
+        <w:t xml:space="preserve"> Schneider called blaming China for the US data-center backlash "cope." His argument: the real driver of local opposition is tech companies underpaying the towns that host them — he contrasts a roughly $10M community-benefits package on a $50B+ OpenAI "Stargate" project against what locals should be getting — and he notes Chinese influence operations remain ineffective next to organic local anger.</w:t>
+      </w:r>
+    </w:p>
+    <w:p>
+      <w:r>
+        <w:rPr>
+          <w:b/>
+          <w:color w:val="0F766E"/>
+        </w:rPr>
+        <w:t>Why it matters:</w:t>
+      </w:r>
+      <w:r>
+        <w:t xml:space="preserve"> it's a useful counter-frame to the "foreign interference" explanation, and it lines up with the data-center item above — the fix is communities negotiating harder, not chasing a foreign boogeyman. </w:t>
       </w:r>
       <w:hyperlink r:id="rId37">
         <w:r>
@@ -1270,10 +1477,121 @@
           <w:t xml:space="preserve">chinatalk.media</w:t>
         </w:r>
       </w:hyperlink>
+    </w:p>
+    <w:p>
       <w:r>
-        <w:t>). And Noah Smith (Noahpinion) asked "Does anything I write matter anymore?" — his counter to AI is that models degrade without clean human text and the new game may be "writing for the AIs" (</w:t>
+        <w:rPr>
+          <w:b/>
+        </w:rPr>
+        <w:t>Money Stuff (Matt Levine) — markets, everything connected.</w:t>
+      </w:r>
+    </w:p>
+    <w:p>
+      <w:r>
+        <w:rPr>
+          <w:b/>
+          <w:color w:val="0F766E"/>
+        </w:rPr>
+        <w:t>What it was about:</w:t>
+      </w:r>
+      <w:r>
+        <w:t xml:space="preserve"> "Synthetic IPO Pops" looked at the risk in trading the first-day "pop" against the 2026 AI-listing wave, alongside the new Coinbase pre-IPO perpetual futures (ANTHROPIC-PERP, OPENAI-PERP) that let people take synthetic positions on labs that are still private.</w:t>
+      </w:r>
+    </w:p>
+    <w:p>
+      <w:r>
+        <w:rPr>
+          <w:b/>
+          <w:color w:val="0F766E"/>
+        </w:rPr>
+        <w:t>Why it matters:</w:t>
+      </w:r>
+      <w:r>
+        <w:t xml:space="preserve"> it's the finance-plumbing read on the AI bubble — the instruments people invent to manufacture exposure to private AI companies are exactly the late-cycle behavior worth watching. (Bloomberg body not retrievable; read from snippets, so treat as directional.) </w:t>
+      </w:r>
+      <w:hyperlink r:id="rId26">
+        <w:r>
+          <w:rPr>
+            <w:color w:val="0563C1"/>
+            <w:u w:val="single"/>
+          </w:rPr>
+          <w:t xml:space="preserve">bloomberg.com</w:t>
+        </w:r>
+      </w:hyperlink>
+    </w:p>
+    <w:p>
+      <w:r>
+        <w:rPr>
+          <w:b/>
+        </w:rPr>
+        <w:t>Import AI (Jack Clark) — frontier capability and policy.</w:t>
+      </w:r>
+    </w:p>
+    <w:p>
+      <w:r>
+        <w:rPr>
+          <w:b/>
+          <w:color w:val="0F766E"/>
+        </w:rPr>
+        <w:t>What it was about:</w:t>
+      </w:r>
+      <w:r>
+        <w:t xml:space="preserve"> Clark led with a new academic study (Oxford, UK AISI, Stanford, LSE; ~19,000 conversations) finding AI now beats humans at text persuasion — in a real-money Save the Children test, AI raised ~3x more than professional canvassers, with the edge coming entirely from volume (throttle AI to human speed and the advantage vanishes). Other segments mapped timelines to fully self-sustaining AI.</w:t>
+      </w:r>
+    </w:p>
+    <w:p>
+      <w:r>
+        <w:rPr>
+          <w:b/>
+          <w:color w:val="0F766E"/>
+        </w:rPr>
+        <w:t>Why it matters:</w:t>
+      </w:r>
+      <w:r>
+        <w:t xml:space="preserve"> the persuasion finding is the honest read on where AI's commercial edge actually comes from right now — not better-per-unit, just tirelessly more — which is the lens to apply to most "AI replaces X" claims. </w:t>
       </w:r>
       <w:hyperlink r:id="rId38">
+        <w:r>
+          <w:rPr>
+            <w:color w:val="0563C1"/>
+            <w:u w:val="single"/>
+          </w:rPr>
+          <w:t xml:space="preserve">jack-clark.net</w:t>
+        </w:r>
+      </w:hyperlink>
+    </w:p>
+    <w:p>
+      <w:r>
+        <w:rPr>
+          <w:b/>
+        </w:rPr>
+        <w:t>Noahpinion (Noah Smith) — economics and policy.</w:t>
+      </w:r>
+    </w:p>
+    <w:p>
+      <w:r>
+        <w:rPr>
+          <w:b/>
+          <w:color w:val="0F766E"/>
+        </w:rPr>
+        <w:t>What it was about:</w:t>
+      </w:r>
+      <w:r>
+        <w:t xml:space="preserve"> in "Does anything I write matter anymore?" Smith argued his influence as a writer is being squeezed by AI — AI writing is now genuinely good (he suspects an essay he admired was ~50% AI-written), which trains readers to skim. His counter: models degrade without clean human text, he ranks among the top contributors to AI training data, and Claude often recommends his blog, so the new game may be "writing for the AIs."</w:t>
+      </w:r>
+    </w:p>
+    <w:p>
+      <w:r>
+        <w:rPr>
+          <w:b/>
+          <w:color w:val="0F766E"/>
+        </w:rPr>
+        <w:t>Why it matters:</w:t>
+      </w:r>
+      <w:r>
+        <w:t xml:space="preserve"> it's a reframe of distribution worth filing away — if models become a primary channel to readers, "being cited by the AI" becomes a real audience strategy, a genuinely new operator angle. </w:t>
+      </w:r>
+      <w:hyperlink r:id="rId39">
         <w:r>
           <w:rPr>
             <w:color w:val="0563C1"/>
@@ -1282,9 +1600,77 @@
           <w:t xml:space="preserve">noahpinion.blog</w:t>
         </w:r>
       </w:hyperlink>
+    </w:p>
+    <w:p>
       <w:r>
-        <w:t>).</w:t>
+        <w:t>(The Diff's in-window issue, "The Megacap Era," was fully paywalled, so I could not pull its argument this week; One Useful Thing had no in-window post.)</w:t>
       </w:r>
+    </w:p>
+    <w:p>
+      <w:pPr>
+        <w:pStyle w:val="Heading1"/>
+      </w:pPr>
+      <w:r>
+        <w:t>New sources worth adding</w:t>
+      </w:r>
+    </w:p>
+    <w:p>
+      <w:r>
+        <w:t>Each week I scout beyond the baseline list for new high-signal sources — Substacks, podcasts, YouTube channels, analysts — and surface the best finds here for you to bless or pass on. The ones you like get promoted into the standing rotation.</w:t>
+      </w:r>
+    </w:p>
+    <w:p>
+      <w:r>
+        <w:rPr>
+          <w:b/>
+        </w:rPr>
+        <w:t>SemiAnalysis (Dylan Patel) — recommend adding to the weekly Substack scan.</w:t>
+      </w:r>
+    </w:p>
+    <w:p>
+      <w:r>
+        <w:rPr>
+          <w:b/>
+          <w:color w:val="0F766E"/>
+        </w:rPr>
+        <w:t>What it is:</w:t>
+      </w:r>
+      <w:r>
+        <w:t xml:space="preserve"> the most respected independent shop on the physical guts of AI — semiconductors, datacenters, and the economics of compute. Dylan Patel and team publish detailed, numbers-heavy analysis of who can actually build what, and why.</w:t>
+      </w:r>
+    </w:p>
+    <w:p>
+      <w:r>
+        <w:rPr>
+          <w:b/>
+          <w:color w:val="0F766E"/>
+        </w:rPr>
+        <w:t>Why it fits you:</w:t>
+      </w:r>
+      <w:r>
+        <w:t xml:space="preserve"> it sits dead-center on your finance-plus-infrastructure interests and the new "models and their specs" beat — it follows the money and the supply chain, not the hype. This week alone it ran "Stop Saying Half of 2026 US Datacenter Capacity Is Canceled" (June 23) and "CPUs are Back: The Datacenter CPU Landscape in 2026," the latter independently confirming the exact CPU-demand shift Intel's Lip-Bu Tan described on No Priors above. That kind of corroboration from a money-and-engineering lens is exactly what's been missing.</w:t>
+      </w:r>
+    </w:p>
+    <w:p>
+      <w:r>
+        <w:rPr>
+          <w:b/>
+          <w:color w:val="0F766E"/>
+        </w:rPr>
+        <w:t>My recommendation:</w:t>
+      </w:r>
+      <w:r>
+        <w:t xml:space="preserve"> add it to the standing rotation. It's paywalled in part, but its free posts and summaries are substantial. </w:t>
+      </w:r>
+      <w:hyperlink r:id="rId40">
+        <w:r>
+          <w:rPr>
+            <w:color w:val="0563C1"/>
+            <w:u w:val="single"/>
+          </w:rPr>
+          <w:t xml:space="preserve">newsletter.semianalysis.com</w:t>
+        </w:r>
+      </w:hyperlink>
     </w:p>
     <w:p>
       <w:pPr>
@@ -1376,6 +1762,7 @@
       <w:r>
         <w:rPr>
           <w:b/>
+          <w:color w:val="0F766E"/>
         </w:rPr>
         <w:t>Pulled (primary and verification):</w:t>
       </w:r>
@@ -1387,6 +1774,7 @@
       <w:r>
         <w:rPr>
           <w:b/>
+          <w:color w:val="0F766E"/>
         </w:rPr>
         <w:t>Podcasts and video reached:</w:t>
       </w:r>
@@ -1398,6 +1786,7 @@
       <w:r>
         <w:rPr>
           <w:b/>
+          <w:color w:val="0F766E"/>
         </w:rPr>
         <w:t>Substacks scanned:</w:t>
       </w:r>
@@ -1409,6 +1798,7 @@
       <w:r>
         <w:rPr>
           <w:b/>
+          <w:color w:val="0F766E"/>
         </w:rPr>
         <w:t>Could not reach:</w:t>
       </w:r>
@@ -1420,6 +1810,7 @@
       <w:r>
         <w:rPr>
           <w:b/>
+          <w:color w:val="0F766E"/>
         </w:rPr>
         <w:t>Date caveats:</w:t>
       </w:r>
